--- a/docs/prd-docx-v2/品牌网页端/商品管理.docx
+++ b/docs/prd-docx-v2/品牌网页端/商品管理.docx
@@ -1428,7 +1428,7 @@
                 <w:rFonts w:ascii="宋体" w:hAnsi="宋体" w:eastAsia="宋体"/>
                 <w:sz w:val="21"/>
               </w:rPr>
-              <w:t>`mock-data.js`</w:t>
+              <w:t>原型数据</w:t>
             </w:r>
           </w:p>
         </w:tc>
@@ -1458,7 +1458,7 @@
                 <w:rFonts w:ascii="宋体" w:hAnsi="宋体" w:eastAsia="宋体"/>
                 <w:sz w:val="21"/>
               </w:rPr>
-              <w:t>`item.category`</w:t>
+              <w:t>业务数据</w:t>
             </w:r>
           </w:p>
         </w:tc>
@@ -1472,7 +1472,7 @@
                 <w:rFonts w:ascii="宋体" w:hAnsi="宋体" w:eastAsia="宋体"/>
                 <w:sz w:val="21"/>
               </w:rPr>
-              <w:t>`mock-data.js`</w:t>
+              <w:t>原型数据</w:t>
             </w:r>
           </w:p>
         </w:tc>
@@ -1502,7 +1502,7 @@
                 <w:rFonts w:ascii="宋体" w:hAnsi="宋体" w:eastAsia="宋体"/>
                 <w:sz w:val="21"/>
               </w:rPr>
-              <w:t>`item.name`</w:t>
+              <w:t>业务数据</w:t>
             </w:r>
           </w:p>
         </w:tc>
@@ -1516,7 +1516,7 @@
                 <w:rFonts w:ascii="宋体" w:hAnsi="宋体" w:eastAsia="宋体"/>
                 <w:sz w:val="21"/>
               </w:rPr>
-              <w:t>`mock-data.js`</w:t>
+              <w:t>原型数据</w:t>
             </w:r>
           </w:p>
         </w:tc>
@@ -1546,7 +1546,7 @@
                 <w:rFonts w:ascii="宋体" w:hAnsi="宋体" w:eastAsia="宋体"/>
                 <w:sz w:val="21"/>
               </w:rPr>
-              <w:t>`item.fitment`</w:t>
+              <w:t>业务数据</w:t>
             </w:r>
           </w:p>
         </w:tc>
@@ -1560,7 +1560,7 @@
                 <w:rFonts w:ascii="宋体" w:hAnsi="宋体" w:eastAsia="宋体"/>
                 <w:sz w:val="21"/>
               </w:rPr>
-              <w:t>`mock-data.js`</w:t>
+              <w:t>原型数据</w:t>
             </w:r>
           </w:p>
         </w:tc>
@@ -1590,7 +1590,7 @@
                 <w:rFonts w:ascii="宋体" w:hAnsi="宋体" w:eastAsia="宋体"/>
                 <w:sz w:val="21"/>
               </w:rPr>
-              <w:t>`item.stock`</w:t>
+              <w:t>业务数据</w:t>
             </w:r>
           </w:p>
         </w:tc>
@@ -1604,7 +1604,7 @@
                 <w:rFonts w:ascii="宋体" w:hAnsi="宋体" w:eastAsia="宋体"/>
                 <w:sz w:val="21"/>
               </w:rPr>
-              <w:t>`mock-data.js`</w:t>
+              <w:t>原型数据</w:t>
             </w:r>
           </w:p>
         </w:tc>
@@ -1648,7 +1648,7 @@
                 <w:rFonts w:ascii="宋体" w:hAnsi="宋体" w:eastAsia="宋体"/>
                 <w:sz w:val="21"/>
               </w:rPr>
-              <w:t>`mock-data.js`</w:t>
+              <w:t>原型数据</w:t>
             </w:r>
           </w:p>
         </w:tc>
@@ -1721,7 +1721,7 @@
           <w:rFonts w:ascii="宋体" w:hAnsi="宋体" w:eastAsia="宋体"/>
           <w:sz w:val="21"/>
         </w:rPr>
-        <w:t>- 已进入"商品概览"tab。 - `mock-data.js` 中已定义商品数据（`products`），且存在属于当前品牌的商品。</w:t>
+        <w:t>- 已进入"商品概览"tab。 - `原型数据` 中已定义商品数据（`products`），且存在属于当前品牌的商品。</w:t>
       </w:r>
     </w:p>
     <w:p>
